--- a/eng/docx/17.content.docx
+++ b/eng/docx/17.content.docx
@@ -136,13 +136,6 @@
         <w:rPr>
           <w:lang w:val="en_US" w:bidi="en_US"/>
         </w:rPr>
-      </w:r>
-      <w:r>
-        <w:rPr>
-          <w:i/>
-          <w:lang w:val="en_US" w:bidi="en_US"/>
-        </w:rPr>
-        <w:t>Esther 1:1, Esther 1:3, Esther 1:5, Esther 1:7, Esther 1:8, Esther 1:10, Esther 1:11, Esther 1:12, Esther 1:13, Esther 1:16, Esther 1:17, Esther 1:18, Esther 1:19, Esther 1:22, Esther 2:2, Esther 2:3, Esther 2:6, Esther 2:7, Esther 2:7 (#2), Esther 2:9, Esther 2:10, Esther 2:13, Esther 2:14, Esther 2:15, Esther 2:16, Esther 2:17, Esther 2:21, Esther 2:23, Esther 3:2, Esther 3:4, Esther 3:6, Esther 3:8, Esther 3:9, Esther 3:13, Esther 3:15, Esther 4:2, Esther 4:4, Esther 4:7, Esther 4:8, Esther 4:11, Esther 4:14, Esther 4:16, Esther 5:1, Esther 5:2, Esther 5:4, Esther 5:8, Esther 5:11, Esther 5:13, Esther 5:14, Esther 6:1, Esther 6:2, Esther 6:3, Esther 6:6, Esther 6:9, Esther 6:11, Esther 6:13, Esther 7:3, Esther 7:4, Esther 7:6, Esther 7:7, Esther 7:8, Esther 7:9, Esther 8:1, Esther 8:2, Esther 8:4, Esther 8:5, Esther 8:8, Esther 8:9, Esther 8:11, Esther 8:17, Esther 9:2, Esther 9:5, Esther 9:12, Esther 9:13, Esther 9:15, Esther 9:17, Esther 9:18, Esther 9:19, Esther 9:20–21, Esther 9:24, Esther 9:28, Esther 10:1, Esther 10:2, Esther 10:3, Esther 10:3 (#2)</w:t>
       </w:r>
       <w:r>
         <w:rPr>

--- a/eng/docx/17.content.docx
+++ b/eng/docx/17.content.docx
@@ -123,19 +123,6 @@
           <w:lang w:val="en_US" w:bidi="en_US"/>
         </w:rPr>
         <w:t>EST</w:t>
-      </w:r>
-      <w:r>
-        <w:rPr>
-          <w:lang w:val="en_US" w:bidi="en_US"/>
-        </w:rPr>
-      </w:r>
-    </w:p>
-    <w:p>
-      <w:pPr/>
-      <w:r>
-        <w:rPr>
-          <w:lang w:val="en_US" w:bidi="en_US"/>
-        </w:rPr>
       </w:r>
       <w:r>
         <w:rPr>

--- a/eng/docx/17.content.docx
+++ b/eng/docx/17.content.docx
@@ -19,7 +19,7 @@
         <w:rPr>
           <w:lang w:val="en_US" w:bidi="en_US"/>
         </w:rPr>
-        <w:t>Resource: Translation Questions (unfoldingWord)</w:t>
+        <w:t>Resource: unfoldingWord® Translation Questions</w:t>
       </w:r>
       <w:r>
         <w:rPr>
@@ -85,7 +85,7 @@
         <w:rPr>
           <w:lang w:val="en_US" w:bidi="en_US"/>
         </w:rPr>
-        <w:t>Translation Questions (unfoldingWord)</w:t>
+        <w:t>unfoldingWord® Translation Questions</w:t>
       </w:r>
     </w:p>
     <w:p>

--- a/eng/docx/17.content.docx
+++ b/eng/docx/17.content.docx
@@ -185,7 +185,7 @@
         <w:rPr>
           <w:lang w:val="en_US" w:bidi="en_US"/>
         </w:rPr>
-        <w:t>Esther 1:1</w:t>
+        <w:t>Esther 1:1 (#1)</w:t>
       </w:r>
       <w:r>
         <w:rPr>
@@ -248,7 +248,7 @@
         <w:rPr>
           <w:lang w:val="en_US" w:bidi="en_US"/>
         </w:rPr>
-        <w:t>Esther 1:3</w:t>
+        <w:t>Esther 1:3 (#1)</w:t>
       </w:r>
       <w:r>
         <w:rPr>
@@ -311,7 +311,7 @@
         <w:rPr>
           <w:lang w:val="en_US" w:bidi="en_US"/>
         </w:rPr>
-        <w:t>Esther 1:5</w:t>
+        <w:t>Esther 1:5 (#1)</w:t>
       </w:r>
       <w:r>
         <w:rPr>
@@ -374,7 +374,7 @@
         <w:rPr>
           <w:lang w:val="en_US" w:bidi="en_US"/>
         </w:rPr>
-        <w:t>Esther 1:7</w:t>
+        <w:t>Esther 1:7 (#1)</w:t>
       </w:r>
       <w:r>
         <w:rPr>
@@ -437,7 +437,7 @@
         <w:rPr>
           <w:lang w:val="en_US" w:bidi="en_US"/>
         </w:rPr>
-        <w:t>Esther 1:8</w:t>
+        <w:t>Esther 1:8 (#1)</w:t>
       </w:r>
       <w:r>
         <w:rPr>
@@ -500,7 +500,7 @@
         <w:rPr>
           <w:lang w:val="en_US" w:bidi="en_US"/>
         </w:rPr>
-        <w:t>Esther 1:10</w:t>
+        <w:t>Esther 1:10 (#1)</w:t>
       </w:r>
       <w:r>
         <w:rPr>
@@ -563,7 +563,7 @@
         <w:rPr>
           <w:lang w:val="en_US" w:bidi="en_US"/>
         </w:rPr>
-        <w:t>Esther 1:11</w:t>
+        <w:t>Esther 1:11 (#1)</w:t>
       </w:r>
       <w:r>
         <w:rPr>
@@ -626,7 +626,7 @@
         <w:rPr>
           <w:lang w:val="en_US" w:bidi="en_US"/>
         </w:rPr>
-        <w:t>Esther 1:12</w:t>
+        <w:t>Esther 1:12 (#1)</w:t>
       </w:r>
       <w:r>
         <w:rPr>
@@ -689,7 +689,7 @@
         <w:rPr>
           <w:lang w:val="en_US" w:bidi="en_US"/>
         </w:rPr>
-        <w:t>Esther 1:13</w:t>
+        <w:t>Esther 1:13 (#1)</w:t>
       </w:r>
       <w:r>
         <w:rPr>
@@ -752,7 +752,7 @@
         <w:rPr>
           <w:lang w:val="en_US" w:bidi="en_US"/>
         </w:rPr>
-        <w:t>Esther 1:16</w:t>
+        <w:t>Esther 1:16 (#1)</w:t>
       </w:r>
       <w:r>
         <w:rPr>
@@ -815,7 +815,7 @@
         <w:rPr>
           <w:lang w:val="en_US" w:bidi="en_US"/>
         </w:rPr>
-        <w:t>Esther 1:17</w:t>
+        <w:t>Esther 1:17 (#1)</w:t>
       </w:r>
       <w:r>
         <w:rPr>
@@ -878,7 +878,7 @@
         <w:rPr>
           <w:lang w:val="en_US" w:bidi="en_US"/>
         </w:rPr>
-        <w:t>Esther 1:18</w:t>
+        <w:t>Esther 1:18 (#1)</w:t>
       </w:r>
       <w:r>
         <w:rPr>
@@ -912,7 +912,7 @@
         <w:rPr>
           <w:lang w:val="en_US" w:bidi="en_US"/>
         </w:rPr>
-        <w:t>For the matter of the queen will go out to all the women, in order to make their husbands despised in their eyes when they say, ‘The king Ahasuerus said to bring Vashti the queen before him, but she did not come.’ Now this day, the noblewomen of Persia and Media who have heard the matter of the queen will speak to all the officials of the king; and there will be contempt and wrath enough!</w:t>
+        <w:t>For the matter of the queen will go out to all the women, in order to make their husbands despised in their eyes when they say, “The king Ahasuerus said to bring Vashti the queen before him, but she did not come.” Now this day, the noblewomen of Persia and Media who have heard the matter of the queen will speak to all the officials of the king; and there will be contempt and wrath enough!</w:t>
       </w:r>
       <w:r>
         <w:rPr>
@@ -941,7 +941,7 @@
         <w:rPr>
           <w:lang w:val="en_US" w:bidi="en_US"/>
         </w:rPr>
-        <w:t>Esther 1:19</w:t>
+        <w:t>Esther 1:19 (#1)</w:t>
       </w:r>
       <w:r>
         <w:rPr>
@@ -1004,7 +1004,7 @@
         <w:rPr>
           <w:lang w:val="en_US" w:bidi="en_US"/>
         </w:rPr>
-        <w:t>Esther 1:22</w:t>
+        <w:t>Esther 1:22 (#1)</w:t>
       </w:r>
       <w:r>
         <w:rPr>
@@ -1067,7 +1067,7 @@
         <w:rPr>
           <w:lang w:val="en_US" w:bidi="en_US"/>
         </w:rPr>
-        <w:t>Esther 2:2</w:t>
+        <w:t>Esther 2:2 (#1)</w:t>
       </w:r>
       <w:r>
         <w:rPr>
@@ -1130,7 +1130,7 @@
         <w:rPr>
           <w:lang w:val="en_US" w:bidi="en_US"/>
         </w:rPr>
-        <w:t>Esther 2:3</w:t>
+        <w:t>Esther 2:3 (#1)</w:t>
       </w:r>
       <w:r>
         <w:rPr>
@@ -1193,7 +1193,7 @@
         <w:rPr>
           <w:lang w:val="en_US" w:bidi="en_US"/>
         </w:rPr>
-        <w:t>Esther 2:6</w:t>
+        <w:t>Esther 2:6 (#1)</w:t>
       </w:r>
       <w:r>
         <w:rPr>
@@ -1256,7 +1256,7 @@
         <w:rPr>
           <w:lang w:val="en_US" w:bidi="en_US"/>
         </w:rPr>
-        <w:t>Esther 2:7</w:t>
+        <w:t>Esther 2:7 (#1)</w:t>
       </w:r>
       <w:r>
         <w:rPr>
@@ -1382,7 +1382,7 @@
         <w:rPr>
           <w:lang w:val="en_US" w:bidi="en_US"/>
         </w:rPr>
-        <w:t>Esther 2:9</w:t>
+        <w:t>Esther 2:9 (#1)</w:t>
       </w:r>
       <w:r>
         <w:rPr>
@@ -1445,7 +1445,7 @@
         <w:rPr>
           <w:lang w:val="en_US" w:bidi="en_US"/>
         </w:rPr>
-        <w:t>Esther 2:10</w:t>
+        <w:t>Esther 2:10 (#1)</w:t>
       </w:r>
       <w:r>
         <w:rPr>
@@ -1508,7 +1508,7 @@
         <w:rPr>
           <w:lang w:val="en_US" w:bidi="en_US"/>
         </w:rPr>
-        <w:t>Esther 2:13</w:t>
+        <w:t>Esther 2:13 (#1)</w:t>
       </w:r>
       <w:r>
         <w:rPr>
@@ -1571,7 +1571,7 @@
         <w:rPr>
           <w:lang w:val="en_US" w:bidi="en_US"/>
         </w:rPr>
-        <w:t>Esther 2:14</w:t>
+        <w:t>Esther 2:14 (#1)</w:t>
       </w:r>
       <w:r>
         <w:rPr>
@@ -1634,7 +1634,7 @@
         <w:rPr>
           <w:lang w:val="en_US" w:bidi="en_US"/>
         </w:rPr>
-        <w:t>Esther 2:15</w:t>
+        <w:t>Esther 2:15 (#1)</w:t>
       </w:r>
       <w:r>
         <w:rPr>
@@ -1697,7 +1697,7 @@
         <w:rPr>
           <w:lang w:val="en_US" w:bidi="en_US"/>
         </w:rPr>
-        <w:t>Esther 2:16</w:t>
+        <w:t>Esther 2:16 (#1)</w:t>
       </w:r>
       <w:r>
         <w:rPr>
@@ -1760,7 +1760,7 @@
         <w:rPr>
           <w:lang w:val="en_US" w:bidi="en_US"/>
         </w:rPr>
-        <w:t>Esther 2:17</w:t>
+        <w:t>Esther 2:17 (#1)</w:t>
       </w:r>
       <w:r>
         <w:rPr>
@@ -1823,7 +1823,7 @@
         <w:rPr>
           <w:lang w:val="en_US" w:bidi="en_US"/>
         </w:rPr>
-        <w:t>Esther 2:21</w:t>
+        <w:t>Esther 2:21 (#1)</w:t>
       </w:r>
       <w:r>
         <w:rPr>
@@ -1886,7 +1886,7 @@
         <w:rPr>
           <w:lang w:val="en_US" w:bidi="en_US"/>
         </w:rPr>
-        <w:t>Esther 2:23</w:t>
+        <w:t>Esther 2:23 (#1)</w:t>
       </w:r>
       <w:r>
         <w:rPr>
@@ -1949,7 +1949,7 @@
         <w:rPr>
           <w:lang w:val="en_US" w:bidi="en_US"/>
         </w:rPr>
-        <w:t>Esther 3:2</w:t>
+        <w:t>Esther 3:2 (#1)</w:t>
       </w:r>
       <w:r>
         <w:rPr>
@@ -2012,7 +2012,7 @@
         <w:rPr>
           <w:lang w:val="en_US" w:bidi="en_US"/>
         </w:rPr>
-        <w:t>Esther 3:4</w:t>
+        <w:t>Esther 3:4 (#1)</w:t>
       </w:r>
       <w:r>
         <w:rPr>
@@ -2075,7 +2075,7 @@
         <w:rPr>
           <w:lang w:val="en_US" w:bidi="en_US"/>
         </w:rPr>
-        <w:t>Esther 3:6</w:t>
+        <w:t>Esther 3:6 (#1)</w:t>
       </w:r>
       <w:r>
         <w:rPr>
@@ -2138,7 +2138,7 @@
         <w:rPr>
           <w:lang w:val="en_US" w:bidi="en_US"/>
         </w:rPr>
-        <w:t>Esther 3:8</w:t>
+        <w:t>Esther 3:8 (#1)</w:t>
       </w:r>
       <w:r>
         <w:rPr>
@@ -2201,7 +2201,7 @@
         <w:rPr>
           <w:lang w:val="en_US" w:bidi="en_US"/>
         </w:rPr>
-        <w:t>Esther 3:9</w:t>
+        <w:t>Esther 3:9 (#1)</w:t>
       </w:r>
       <w:r>
         <w:rPr>
@@ -2264,7 +2264,7 @@
         <w:rPr>
           <w:lang w:val="en_US" w:bidi="en_US"/>
         </w:rPr>
-        <w:t>Esther 3:13</w:t>
+        <w:t>Esther 3:13 (#1)</w:t>
       </w:r>
       <w:r>
         <w:rPr>
@@ -2327,7 +2327,7 @@
         <w:rPr>
           <w:lang w:val="en_US" w:bidi="en_US"/>
         </w:rPr>
-        <w:t>Esther 3:15</w:t>
+        <w:t>Esther 3:15 (#1)</w:t>
       </w:r>
       <w:r>
         <w:rPr>
@@ -2390,7 +2390,7 @@
         <w:rPr>
           <w:lang w:val="en_US" w:bidi="en_US"/>
         </w:rPr>
-        <w:t>Esther 4:2</w:t>
+        <w:t>Esther 4:2 (#1)</w:t>
       </w:r>
       <w:r>
         <w:rPr>
@@ -2453,7 +2453,7 @@
         <w:rPr>
           <w:lang w:val="en_US" w:bidi="en_US"/>
         </w:rPr>
-        <w:t>Esther 4:4</w:t>
+        <w:t>Esther 4:4 (#1)</w:t>
       </w:r>
       <w:r>
         <w:rPr>
@@ -2516,7 +2516,7 @@
         <w:rPr>
           <w:lang w:val="en_US" w:bidi="en_US"/>
         </w:rPr>
-        <w:t>Esther 4:7</w:t>
+        <w:t>Esther 4:7 (#1)</w:t>
       </w:r>
       <w:r>
         <w:rPr>
@@ -2579,7 +2579,7 @@
         <w:rPr>
           <w:lang w:val="en_US" w:bidi="en_US"/>
         </w:rPr>
-        <w:t>Esther 4:8</w:t>
+        <w:t>Esther 4:8 (#1)</w:t>
       </w:r>
       <w:r>
         <w:rPr>
@@ -2642,7 +2642,7 @@
         <w:rPr>
           <w:lang w:val="en_US" w:bidi="en_US"/>
         </w:rPr>
-        <w:t>Esther 4:11</w:t>
+        <w:t>Esther 4:11 (#1)</w:t>
       </w:r>
       <w:r>
         <w:rPr>
@@ -2705,7 +2705,7 @@
         <w:rPr>
           <w:lang w:val="en_US" w:bidi="en_US"/>
         </w:rPr>
-        <w:t>Esther 4:14</w:t>
+        <w:t>Esther 4:14 (#1)</w:t>
       </w:r>
       <w:r>
         <w:rPr>
@@ -2768,7 +2768,7 @@
         <w:rPr>
           <w:lang w:val="en_US" w:bidi="en_US"/>
         </w:rPr>
-        <w:t>Esther 4:16</w:t>
+        <w:t>Esther 4:16 (#1)</w:t>
       </w:r>
       <w:r>
         <w:rPr>
@@ -2831,7 +2831,7 @@
         <w:rPr>
           <w:lang w:val="en_US" w:bidi="en_US"/>
         </w:rPr>
-        <w:t>Esther 5:1</w:t>
+        <w:t>Esther 5:1 (#1)</w:t>
       </w:r>
       <w:r>
         <w:rPr>
@@ -2894,7 +2894,7 @@
         <w:rPr>
           <w:lang w:val="en_US" w:bidi="en_US"/>
         </w:rPr>
-        <w:t>Esther 5:2</w:t>
+        <w:t>Esther 5:2 (#1)</w:t>
       </w:r>
       <w:r>
         <w:rPr>
@@ -2957,7 +2957,7 @@
         <w:rPr>
           <w:lang w:val="en_US" w:bidi="en_US"/>
         </w:rPr>
-        <w:t>Esther 5:4</w:t>
+        <w:t>Esther 5:4 (#1)</w:t>
       </w:r>
       <w:r>
         <w:rPr>
@@ -3020,7 +3020,7 @@
         <w:rPr>
           <w:lang w:val="en_US" w:bidi="en_US"/>
         </w:rPr>
-        <w:t>Esther 5:8</w:t>
+        <w:t>Esther 5:8 (#1)</w:t>
       </w:r>
       <w:r>
         <w:rPr>
@@ -3083,7 +3083,7 @@
         <w:rPr>
           <w:lang w:val="en_US" w:bidi="en_US"/>
         </w:rPr>
-        <w:t>Esther 5:11</w:t>
+        <w:t>Esther 5:11 (#1)</w:t>
       </w:r>
       <w:r>
         <w:rPr>
@@ -3146,7 +3146,7 @@
         <w:rPr>
           <w:lang w:val="en_US" w:bidi="en_US"/>
         </w:rPr>
-        <w:t>Esther 5:13</w:t>
+        <w:t>Esther 5:13 (#1)</w:t>
       </w:r>
       <w:r>
         <w:rPr>
@@ -3209,7 +3209,7 @@
         <w:rPr>
           <w:lang w:val="en_US" w:bidi="en_US"/>
         </w:rPr>
-        <w:t>Esther 5:14</w:t>
+        <w:t>Esther 5:14 (#1)</w:t>
       </w:r>
       <w:r>
         <w:rPr>
@@ -3272,7 +3272,7 @@
         <w:rPr>
           <w:lang w:val="en_US" w:bidi="en_US"/>
         </w:rPr>
-        <w:t>Esther 6:1</w:t>
+        <w:t>Esther 6:1 (#1)</w:t>
       </w:r>
       <w:r>
         <w:rPr>
@@ -3335,7 +3335,7 @@
         <w:rPr>
           <w:lang w:val="en_US" w:bidi="en_US"/>
         </w:rPr>
-        <w:t>Esther 6:2</w:t>
+        <w:t>Esther 6:2 (#1)</w:t>
       </w:r>
       <w:r>
         <w:rPr>
@@ -3398,7 +3398,7 @@
         <w:rPr>
           <w:lang w:val="en_US" w:bidi="en_US"/>
         </w:rPr>
-        <w:t>Esther 6:3</w:t>
+        <w:t>Esther 6:3 (#1)</w:t>
       </w:r>
       <w:r>
         <w:rPr>
@@ -3461,7 +3461,7 @@
         <w:rPr>
           <w:lang w:val="en_US" w:bidi="en_US"/>
         </w:rPr>
-        <w:t>Esther 6:6</w:t>
+        <w:t>Esther 6:6 (#1)</w:t>
       </w:r>
       <w:r>
         <w:rPr>
@@ -3524,7 +3524,7 @@
         <w:rPr>
           <w:lang w:val="en_US" w:bidi="en_US"/>
         </w:rPr>
-        <w:t>Esther 6:9</w:t>
+        <w:t>Esther 6:9 (#1)</w:t>
       </w:r>
       <w:r>
         <w:rPr>
@@ -3587,7 +3587,7 @@
         <w:rPr>
           <w:lang w:val="en_US" w:bidi="en_US"/>
         </w:rPr>
-        <w:t>Esther 6:11</w:t>
+        <w:t>Esther 6:11 (#1)</w:t>
       </w:r>
       <w:r>
         <w:rPr>
@@ -3650,7 +3650,7 @@
         <w:rPr>
           <w:lang w:val="en_US" w:bidi="en_US"/>
         </w:rPr>
-        <w:t>Esther 6:13</w:t>
+        <w:t>Esther 6:13 (#1)</w:t>
       </w:r>
       <w:r>
         <w:rPr>
@@ -3713,7 +3713,7 @@
         <w:rPr>
           <w:lang w:val="en_US" w:bidi="en_US"/>
         </w:rPr>
-        <w:t>Esther 7:3</w:t>
+        <w:t>Esther 7:3 (#1)</w:t>
       </w:r>
       <w:r>
         <w:rPr>
@@ -3776,7 +3776,7 @@
         <w:rPr>
           <w:lang w:val="en_US" w:bidi="en_US"/>
         </w:rPr>
-        <w:t>Esther 7:4</w:t>
+        <w:t>Esther 7:4 (#1)</w:t>
       </w:r>
       <w:r>
         <w:rPr>
@@ -3839,7 +3839,7 @@
         <w:rPr>
           <w:lang w:val="en_US" w:bidi="en_US"/>
         </w:rPr>
-        <w:t>Esther 7:6</w:t>
+        <w:t>Esther 7:6 (#1)</w:t>
       </w:r>
       <w:r>
         <w:rPr>
@@ -3859,7 +3859,7 @@
           <w:b/>
           <w:lang w:val="en_US" w:bidi="en_US"/>
         </w:rPr>
-        <w:t>Who did Esther describe as an “adversary” and “enemy?”</w:t>
+        <w:t>Who did Esther describe as an “adversary” and “enemy”?</w:t>
       </w:r>
     </w:p>
     <w:p>
@@ -3902,7 +3902,7 @@
         <w:rPr>
           <w:lang w:val="en_US" w:bidi="en_US"/>
         </w:rPr>
-        <w:t>Esther 7:7</w:t>
+        <w:t>Esther 7:7 (#1)</w:t>
       </w:r>
       <w:r>
         <w:rPr>
@@ -3965,7 +3965,7 @@
         <w:rPr>
           <w:lang w:val="en_US" w:bidi="en_US"/>
         </w:rPr>
-        <w:t>Esther 7:8</w:t>
+        <w:t>Esther 7:8 (#1)</w:t>
       </w:r>
       <w:r>
         <w:rPr>
@@ -4028,7 +4028,7 @@
         <w:rPr>
           <w:lang w:val="en_US" w:bidi="en_US"/>
         </w:rPr>
-        <w:t>Esther 7:9</w:t>
+        <w:t>Esther 7:9 (#1)</w:t>
       </w:r>
       <w:r>
         <w:rPr>
@@ -4091,7 +4091,7 @@
         <w:rPr>
           <w:lang w:val="en_US" w:bidi="en_US"/>
         </w:rPr>
-        <w:t>Esther 8:1</w:t>
+        <w:t>Esther 8:1 (#1)</w:t>
       </w:r>
       <w:r>
         <w:rPr>
@@ -4154,7 +4154,7 @@
         <w:rPr>
           <w:lang w:val="en_US" w:bidi="en_US"/>
         </w:rPr>
-        <w:t>Esther 8:2</w:t>
+        <w:t>Esther 8:2 (#1)</w:t>
       </w:r>
       <w:r>
         <w:rPr>
@@ -4217,7 +4217,7 @@
         <w:rPr>
           <w:lang w:val="en_US" w:bidi="en_US"/>
         </w:rPr>
-        <w:t>Esther 8:4</w:t>
+        <w:t>Esther 8:4 (#1)</w:t>
       </w:r>
       <w:r>
         <w:rPr>
@@ -4280,7 +4280,7 @@
         <w:rPr>
           <w:lang w:val="en_US" w:bidi="en_US"/>
         </w:rPr>
-        <w:t>Esther 8:5</w:t>
+        <w:t>Esther 8:5 (#1)</w:t>
       </w:r>
       <w:r>
         <w:rPr>
@@ -4343,7 +4343,7 @@
         <w:rPr>
           <w:lang w:val="en_US" w:bidi="en_US"/>
         </w:rPr>
-        <w:t>Esther 8:8</w:t>
+        <w:t>Esther 8:8 (#1)</w:t>
       </w:r>
       <w:r>
         <w:rPr>
@@ -4406,7 +4406,7 @@
         <w:rPr>
           <w:lang w:val="en_US" w:bidi="en_US"/>
         </w:rPr>
-        <w:t>Esther 8:9</w:t>
+        <w:t>Esther 8:9 (#1)</w:t>
       </w:r>
       <w:r>
         <w:rPr>
@@ -4469,7 +4469,7 @@
         <w:rPr>
           <w:lang w:val="en_US" w:bidi="en_US"/>
         </w:rPr>
-        <w:t>Esther 8:11</w:t>
+        <w:t>Esther 8:11 (#1)</w:t>
       </w:r>
       <w:r>
         <w:rPr>
@@ -4503,7 +4503,7 @@
         <w:rPr>
           <w:lang w:val="en_US" w:bidi="en_US"/>
         </w:rPr>
-        <w:t>The king gave the Jews in every city the legal right to gather together and defend their lives, to annihiliate and to slaughter and to destroy any group of a people or province that would attack them including their women and children and women, and to plunder their spoil.</w:t>
+        <w:t>The king gave the Jews in every city the legal right to gather together and defend their lives, to annihilate and to slaughter and to destroy any group of a people or province that would attack them including their women and children and women, and to plunder their spoil.</w:t>
       </w:r>
       <w:r>
         <w:rPr>
@@ -4532,7 +4532,7 @@
         <w:rPr>
           <w:lang w:val="en_US" w:bidi="en_US"/>
         </w:rPr>
-        <w:t>Esther 8:17</w:t>
+        <w:t>Esther 8:17 (#1)</w:t>
       </w:r>
       <w:r>
         <w:rPr>
@@ -4595,7 +4595,7 @@
         <w:rPr>
           <w:lang w:val="en_US" w:bidi="en_US"/>
         </w:rPr>
-        <w:t>Esther 9:2</w:t>
+        <w:t>Esther 9:2 (#1)</w:t>
       </w:r>
       <w:r>
         <w:rPr>
@@ -4658,7 +4658,7 @@
         <w:rPr>
           <w:lang w:val="en_US" w:bidi="en_US"/>
         </w:rPr>
-        <w:t>Esther 9:5</w:t>
+        <w:t>Esther 9:5 (#1)</w:t>
       </w:r>
       <w:r>
         <w:rPr>
@@ -4721,7 +4721,7 @@
         <w:rPr>
           <w:lang w:val="en_US" w:bidi="en_US"/>
         </w:rPr>
-        <w:t>Esther 9:12</w:t>
+        <w:t>Esther 9:12 (#1)</w:t>
       </w:r>
       <w:r>
         <w:rPr>
@@ -4784,7 +4784,7 @@
         <w:rPr>
           <w:lang w:val="en_US" w:bidi="en_US"/>
         </w:rPr>
-        <w:t>Esther 9:13</w:t>
+        <w:t>Esther 9:13 (#1)</w:t>
       </w:r>
       <w:r>
         <w:rPr>
@@ -4847,7 +4847,7 @@
         <w:rPr>
           <w:lang w:val="en_US" w:bidi="en_US"/>
         </w:rPr>
-        <w:t>Esther 9:15</w:t>
+        <w:t>Esther 9:15 (#1)</w:t>
       </w:r>
       <w:r>
         <w:rPr>
@@ -4910,7 +4910,7 @@
         <w:rPr>
           <w:lang w:val="en_US" w:bidi="en_US"/>
         </w:rPr>
-        <w:t>Esther 9:17</w:t>
+        <w:t>Esther 9:17 (#1)</w:t>
       </w:r>
       <w:r>
         <w:rPr>
@@ -4973,7 +4973,7 @@
         <w:rPr>
           <w:lang w:val="en_US" w:bidi="en_US"/>
         </w:rPr>
-        <w:t>Esther 9:18</w:t>
+        <w:t>Esther 9:18 (#1)</w:t>
       </w:r>
       <w:r>
         <w:rPr>
@@ -5036,7 +5036,7 @@
         <w:rPr>
           <w:lang w:val="en_US" w:bidi="en_US"/>
         </w:rPr>
-        <w:t>Esther 9:19</w:t>
+        <w:t>Esther 9:19 (#1)</w:t>
       </w:r>
       <w:r>
         <w:rPr>
@@ -5099,7 +5099,7 @@
         <w:rPr>
           <w:lang w:val="en_US" w:bidi="en_US"/>
         </w:rPr>
-        <w:t>Esther 9:20–21</w:t>
+        <w:t>Esther 9:20–21 (#1)</w:t>
       </w:r>
       <w:r>
         <w:rPr>
@@ -5162,7 +5162,7 @@
         <w:rPr>
           <w:lang w:val="en_US" w:bidi="en_US"/>
         </w:rPr>
-        <w:t>Esther 9:24</w:t>
+        <w:t>Esther 9:24 (#1)</w:t>
       </w:r>
       <w:r>
         <w:rPr>
@@ -5225,7 +5225,7 @@
         <w:rPr>
           <w:lang w:val="en_US" w:bidi="en_US"/>
         </w:rPr>
-        <w:t>Esther 9:28</w:t>
+        <w:t>Esther 9:28 (#1)</w:t>
       </w:r>
       <w:r>
         <w:rPr>
@@ -5288,7 +5288,7 @@
         <w:rPr>
           <w:lang w:val="en_US" w:bidi="en_US"/>
         </w:rPr>
-        <w:t>Esther 10:1</w:t>
+        <w:t>Esther 10:1 (#1)</w:t>
       </w:r>
       <w:r>
         <w:rPr>
@@ -5351,7 +5351,7 @@
         <w:rPr>
           <w:lang w:val="en_US" w:bidi="en_US"/>
         </w:rPr>
-        <w:t>Esther 10:2</w:t>
+        <w:t>Esther 10:2 (#1)</w:t>
       </w:r>
       <w:r>
         <w:rPr>
@@ -5385,7 +5385,7 @@
         <w:rPr>
           <w:lang w:val="en_US" w:bidi="en_US"/>
         </w:rPr>
-        <w:t>And all the deeds of his power and his might, with the full account of the greatness of Mordecai to which the king had made him great, are they not written in the book of the events of days for the kings of Media and Persia?</w:t>
+        <w:t>All the deeds of his power and his might, with the full account of the greatness of Mordecai to which the king had made him great, are written in the book of the events of days for the kings of Media and Persia.</w:t>
       </w:r>
       <w:r>
         <w:rPr>
@@ -5414,7 +5414,7 @@
         <w:rPr>
           <w:lang w:val="en_US" w:bidi="en_US"/>
         </w:rPr>
-        <w:t>Esther 10:3</w:t>
+        <w:t>Esther 10:3 (#1)</w:t>
       </w:r>
       <w:r>
         <w:rPr>
